--- a/RVfpga/RVfpgaEL2/RVfpga_NexysVideo-NoDDR/Labs/RVfpgaLabsSolutions/Lab20/RVfpga_Lab20_VeeR-EL2_NexysVideo-NoDDR_Solutions.docx
+++ b/RVfpga/RVfpgaEL2/RVfpga_NexysVideo-NoDDR/Labs/RVfpgaLabsSolutions/Lab20/RVfpga_Lab20_VeeR-EL2_NexysVideo-NoDDR_Solutions.docx
@@ -919,7 +919,7 @@
           <w:iCs/>
           <w:color w:val="000000" w:themeColor="text1"/>
         </w:rPr>
-        <w:t>Nexys Video</w:t>
+        <w:t xml:space="preserve">Nexys </w:t>
       </w:r>
       <w:r>
         <w:rPr>
@@ -928,7 +928,16 @@
           <w:iCs/>
           <w:color w:val="000000" w:themeColor="text1"/>
         </w:rPr>
-        <w:t>VideoNoDDRPath]</w:t>
+        <w:t>Video</w:t>
+      </w:r>
+      <w:r>
+        <w:rPr>
+          <w:rFonts w:eastAsia="Arial" w:cs="Arial"/>
+          <w:i/>
+          <w:iCs/>
+          <w:color w:val="000000" w:themeColor="text1"/>
+        </w:rPr>
+        <w:t>NoDDRPath]</w:t>
       </w:r>
       <w:r>
         <w:rPr>
@@ -1597,7 +1606,7 @@
           <w:iCs/>
           <w:color w:val="000000" w:themeColor="text1"/>
         </w:rPr>
-        <w:t>Nexys Video</w:t>
+        <w:t xml:space="preserve">Nexys </w:t>
       </w:r>
       <w:r>
         <w:rPr>
@@ -1606,7 +1615,16 @@
           <w:iCs/>
           <w:color w:val="000000" w:themeColor="text1"/>
         </w:rPr>
-        <w:t>VideoNoDDRPath]</w:t>
+        <w:t>Video</w:t>
+      </w:r>
+      <w:r>
+        <w:rPr>
+          <w:rFonts w:eastAsia="Arial" w:cs="Arial"/>
+          <w:i/>
+          <w:iCs/>
+          <w:color w:val="000000" w:themeColor="text1"/>
+        </w:rPr>
+        <w:t>NoDDRPath]</w:t>
       </w:r>
       <w:r>
         <w:rPr>
@@ -2785,7 +2803,28 @@
           <w:rFonts w:eastAsia="Arial" w:cs="Arial"/>
           <w:color w:val="00000A"/>
         </w:rPr>
-        <w:t>Nexys Video Video</w:t>
+        <w:t xml:space="preserve">Nexys </w:t>
+      </w:r>
+      <w:r>
+        <w:rPr>
+          <w:rFonts w:eastAsia="Arial" w:cs="Arial"/>
+          <w:color w:val="00000A"/>
+        </w:rPr>
+        <w:t>Video</w:t>
+      </w:r>
+      <w:r>
+        <w:rPr>
+          <w:rFonts w:eastAsia="Arial" w:cs="Arial"/>
+          <w:color w:val="00000A"/>
+        </w:rPr>
+        <w:t xml:space="preserve"> </w:t>
+      </w:r>
+      <w:r>
+        <w:rPr>
+          <w:rFonts w:eastAsia="Arial" w:cs="Arial"/>
+          <w:color w:val="00000A"/>
+        </w:rPr>
+        <w:t>Video</w:t>
       </w:r>
       <w:r>
         <w:rPr>
